--- a/10/programmnoe-obespechenie/zagotovka-09.docx
+++ b/10/programmnoe-obespechenie/zagotovka-09.docx
@@ -4,12 +4,12 @@
   <w:body>
     <w:p>
       <w:r>
-        <w:t xml:space="preserve">                Муниципальное бюджетное общеобразовательное учреждение</w:t>
+        <w:t xml:space="preserve">                   Муниципальное бюджетное общеобразовательное учреждение</w:t>
       </w:r>
     </w:p>
     <w:p>
       <w:r>
-        <w:t xml:space="preserve">                  «Средняя общеобразовательная школа № ___»</w:t>
+        <w:t xml:space="preserve">               «Средняя общеобразовательная школа № ___»</w:t>
       </w:r>
     </w:p>
     <w:p/>
@@ -20,12 +20,12 @@
     <w:p/>
     <w:p>
       <w:r>
-        <w:t xml:space="preserve">                          РЕФЕРАТ</w:t>
+        <w:t xml:space="preserve">                       РЕФЕРАТ</w:t>
       </w:r>
     </w:p>
     <w:p>
       <w:r>
-        <w:t xml:space="preserve">                на тему: «Антивирусное программное обеспечение»</w:t>
+        <w:t xml:space="preserve">                   на тему: «Антивирусное программное обеспечение»</w:t>
       </w:r>
     </w:p>
     <w:p/>
@@ -36,17 +36,17 @@
     <w:p/>
     <w:p>
       <w:r>
-        <w:t xml:space="preserve">                                      Выполнил: Фамилия Имя,</w:t>
+        <w:t xml:space="preserve">                                   Выполнил: Фамилия Имя,</w:t>
       </w:r>
     </w:p>
     <w:p>
       <w:r>
-        <w:t xml:space="preserve">                                      ученик 10 ___ класса</w:t>
+        <w:t xml:space="preserve">                                   ученик 10 ___ класса</w:t>
       </w:r>
     </w:p>
     <w:p>
       <w:r>
-        <w:t xml:space="preserve">                                      Руководитель: Фамилия И. О.</w:t>
+        <w:t xml:space="preserve">                                   Руководитель: Фамилия И. О.</w:t>
       </w:r>
     </w:p>
     <w:p/>
@@ -56,7 +56,7 @@
     <w:p/>
     <w:p>
       <w:r>
-        <w:t xml:space="preserve">                      Город, 20__</w:t>
+        <w:t xml:space="preserve">                   Город, 20__</w:t>
       </w:r>
     </w:p>
     <w:p/>
@@ -105,30 +105,34 @@
     </w:p>
     <w:p/>
     <w:p/>
-    <w:p/>
     <w:p>
       <w:r>
         <w:t>ВВЕДЕНИЕ</w:t>
       </w:r>
     </w:p>
+    <w:p/>
     <w:p>
       <w:r>
-        <w:t>Вредоносные программы существуют столько же, сколько персональные компьютеры, но их назначение изменилось. Ранние вирусы писались ради самоутверждения и портили данные заметно; современные стараются остаться незамеченными, потому что зарабатывают на доступе к чужому компьютеру и чужим данным.</w:t>
+        <w:t>Вредоносные программы существуют столько же, сколько  персональные компьютеры, но их назначение изменилось. Ранние вирусы писались  ради самоутверждения и портили данные заметно; современные стараются остаться  незамеченными, потому что зарабатывают на доступе к чужому компьютеру и чужим данным.</w:t>
       </w:r>
     </w:p>
     <w:p>
       <w:r>
-        <w:t>В работе рассмотрено, как устроена антивирусная защита и почему одного антивируса недостаточно.</w:t>
+        <w:tab/>
+        <w:t>В работе рассмотрено,   как устроена антивирусная защита  и почему одного антивируса недостаточно.</w:t>
       </w:r>
     </w:p>
+    <w:p/>
+    <w:p/>
     <w:p>
       <w:r>
         <w:t>1. Как работает антивирус</w:t>
       </w:r>
     </w:p>
+    <w:p/>
     <w:p>
       <w:r>
-        <w:t>Первый способ обнаружения — сигнатурный. Антивирус хранит базу признаков известных вредоносных программ и сравнивает с ней проверяемые файлы. Способ надёжен и почти не даёт ложных срабатываний, но бессилен против того, чего в базе ещё нет, — отсюда требование постоянного обновления баз.</w:t>
+        <w:t>Первый способ обнаружения — сигнатурный. Антивирус хранит базу признаков известных вредоносных программ и сравнивает  с ней проверяемые файлы. Способ надёжен и  почти не даёт ложных срабатываний, но бессилен против того, чего в базе ещё нет, — отсюда требование постоянного обновления баз.</w:t>
       </w:r>
     </w:p>
     <w:p>
@@ -138,52 +142,63 @@
     </w:p>
     <w:p>
       <w:r>
-        <w:t>Третий уровень — постоянный монитор, проверяющий файлы в момент открытия, и проверка сетевых соединений. Именно монитор, а не проверка по расписанию, останавливает заражение до его начала.</w:t>
+        <w:t>Третий уровень —  постоянный монитор,  проверяющий файлы в момент открытия, и проверка сетевых соединений. Именно  монитор, а не проверка по расписанию, останавливает  заражение до его начала.</w:t>
       </w:r>
     </w:p>
+    <w:p/>
+    <w:p/>
+    <w:p/>
     <w:p>
       <w:r>
         <w:t>2. Почему антивируса мало</w:t>
       </w:r>
     </w:p>
+    <w:p/>
     <w:p>
       <w:r>
+        <w:tab/>
         <w:t>Значительная часть современных заражений происходит с согласия пользователя: человек сам скачивает и запускает программу, сам вводит пароль на поддельной странице, сам разрешает установку. Формально ничего вредоносного не выполняется — выполняется то, что разрешили.</w:t>
       </w:r>
     </w:p>
     <w:p>
       <w:r>
-        <w:t>Поэтому защита строится слоями: обновления системы и программ закрывают известные уязвимости, ограничение прав не даёт запущенной программе сделать больше положенного, резервная копия обесценивает программы-вымогатели, а внимательность к адресам и вложениям снимает большую часть оставшегося риска.</w:t>
+        <w:tab/>
+        <w:t>Поэтому защита строится слоями: обновления  системы  и программ закрывают известные уязвимости, ограничение прав не даёт запущенной программе  сделать больше положенного, резервная копия обесценивает программы-вымогатели, а внимательность  к адресам и вложениям снимает большую часть оставшегося риска.</w:t>
       </w:r>
     </w:p>
     <w:p>
       <w:r>
+        <w:tab/>
         <w:t>Антивирус в этой схеме — один из слоёв, а не замена всем прочим. Компьютер с антивирусом, но без обновлений и без копий данных защищён хуже, чем кажется его владельцу.</w:t>
       </w:r>
     </w:p>
+    <w:p/>
+    <w:p/>
+    <w:p/>
     <w:p>
       <w:r>
         <w:t>ЗАКЛЮЧЕНИЕ</w:t>
       </w:r>
     </w:p>
+    <w:p/>
     <w:p>
       <w:r>
         <w:t>Антивирусное программное обеспечение обнаруживает угрозы по базе известных признаков и по поведению программ. Оно необходимо, но недостаточно: заметная часть заражений происходит с разрешения самого пользователя, поэтому защита складывается из обновлений, ограничения прав, резервных копий и осторожности.</w:t>
       </w:r>
     </w:p>
+    <w:p/>
+    <w:p/>
+    <w:p/>
     <w:p>
       <w:r>
         <w:t>СПИСОК ИСТОЧНИКОВ</w:t>
       </w:r>
     </w:p>
+    <w:p/>
     <w:p>
       <w:r>
-        <w:t>Основы информационной безопасности // Академия Яндекса. URL: https://academy.yandex.ru (дата обращения 06.09.2026)</w:t>
-      </w:r>
-    </w:p>
-    <w:p>
-      <w:r>
-        <w:t>Что такое вредоносное ПО // Лаборатория Касперского. URL: https://www.kaspersky.ru (дата обращения 05.09.2026)</w:t>
+        <w:tab/>
+        <w:t>Что такое вредоносное ПО  //  Лаборатория Касперского. URL: https://www.kaspersky.ru  (дата обращения 05.09.2026)</w:t>
       </w:r>
     </w:p>
     <w:p>
@@ -193,19 +208,30 @@
     </w:p>
     <w:p>
       <w:r>
-        <w:t>Информатика. 10 класс. Базовый уровень: учебник / под ред. К. Ю. Полякова. — Москва: БИНОМ, 2022.</w:t>
+        <w:tab/>
+        <w:t>Информатика. 10 класс.  Базовый уровень: учебник / под  ред.  К. Ю. Полякова. — Москва: БИНОМ, 2022.</w:t>
       </w:r>
     </w:p>
     <w:p>
       <w:r>
-        <w:t>Доктрина информационной безопасности Российской Федерации. — Москва, 2016.</w:t>
+        <w:t>Основы информационной безопасности // Академия  Яндекса.  URL: https://academy.yandex.ru (дата   обращения 06.09.2026)</w:t>
       </w:r>
     </w:p>
+    <w:p>
+      <w:r>
+        <w:tab/>
+        <w:t>Доктрина информационной безопасности   Российской Федерации.  —  Москва, 2016.</w:t>
+      </w:r>
+    </w:p>
+    <w:p/>
+    <w:p/>
+    <w:p/>
     <w:p>
       <w:r>
         <w:t>ПРИЛОЖЕНИЕ</w:t>
       </w:r>
     </w:p>
+    <w:p/>
     <w:p>
       <w:r>
         <w:t>Слои защиты компьютера</w:t>
@@ -218,11 +244,13 @@
     </w:p>
     <w:p>
       <w:r>
-        <w:t>Поведенческий анализ — ловит новое, иногда ошибается</w:t>
+        <w:tab/>
+        <w:t>Поведенческий анализ  — ловит   новое, иногда  ошибается</w:t>
       </w:r>
     </w:p>
     <w:p>
       <w:r>
+        <w:tab/>
         <w:t>Постоянный монитор — проверка в момент открытия файла</w:t>
       </w:r>
     </w:p>
@@ -238,12 +266,14 @@
     </w:p>
     <w:p>
       <w:r>
-        <w:t>Резервная копия — обесценивает программы-вымогатели</w:t>
+        <w:tab/>
+        <w:t>Резервная копия  —  обесценивает   программы-вымогатели</w:t>
       </w:r>
     </w:p>
     <w:p>
       <w:r>
-        <w:t>Текст-заготовка подготовлен с помощью искусственного интеллекта и предназначен для учебной работы по оформлению.</w:t>
+        <w:tab/>
+        <w:t>Текст-заготовка подготовлен  с помощью  искусственного  интеллекта и предназначен для учебной работы по  оформлению.</w:t>
       </w:r>
     </w:p>
     <w:sectPr>
